--- a/02_Reports/progress_report_w3.docx
+++ b/02_Reports/progress_report_w3.docx
@@ -65,10 +65,10 @@
       </w:pPr>
       <w:r>
         <w:drawing>
-          <wp:inline distT="0" distB="0" distL="0" distR="0" wp14:anchorId="1DBE15DE" wp14:editId="673E53B5">
-            <wp:extent cx="5731510" cy="3027045"/>
-            <wp:effectExtent l="0" t="0" r="2540" b="1905"/>
-            <wp:docPr id="729021730" name="Picture 1"/>
+          <wp:inline distT="0" distB="0" distL="0" distR="0" wp14:anchorId="1F20369B" wp14:editId="47DD8A1D">
+            <wp:extent cx="5731510" cy="3031490"/>
+            <wp:effectExtent l="0" t="0" r="2540" b="0"/>
+            <wp:docPr id="802728752" name="Picture 1"/>
             <wp:cNvGraphicFramePr>
               <a:graphicFrameLocks xmlns:a="http://schemas.openxmlformats.org/drawingml/2006/main" noChangeAspect="1"/>
             </wp:cNvGraphicFramePr>
@@ -76,7 +76,7 @@
               <a:graphicData uri="http://schemas.openxmlformats.org/drawingml/2006/picture">
                 <pic:pic xmlns:pic="http://schemas.openxmlformats.org/drawingml/2006/picture">
                   <pic:nvPicPr>
-                    <pic:cNvPr id="729021730" name=""/>
+                    <pic:cNvPr id="802728752" name=""/>
                     <pic:cNvPicPr/>
                   </pic:nvPicPr>
                   <pic:blipFill>
@@ -88,7 +88,7 @@
                   <pic:spPr>
                     <a:xfrm>
                       <a:off x="0" y="0"/>
-                      <a:ext cx="5731510" cy="3027045"/>
+                      <a:ext cx="5731510" cy="3031490"/>
                     </a:xfrm>
                     <a:prstGeom prst="rect">
                       <a:avLst/>
@@ -1302,6 +1302,7 @@
   <w:style w:type="character" w:default="1" w:styleId="DefaultParagraphFont">
     <w:name w:val="Default Paragraph Font"/>
     <w:uiPriority w:val="1"/>
+    <w:semiHidden/>
     <w:unhideWhenUsed/>
   </w:style>
   <w:style w:type="table" w:default="1" w:styleId="TableNormal">

--- a/02_Reports/progress_report_w3.docx
+++ b/02_Reports/progress_report_w3.docx
@@ -8,7 +8,10 @@
           <w:b/>
           <w:bCs/>
         </w:rPr>
-        <w:t>Progress Report: Week 3</w:t>
+        <w:t>PROGRESS REPORT:</w:t>
+      </w:r>
+      <w:r>
+        <w:t xml:space="preserve"> WEEK 3 Date: July 24, 2026</w:t>
       </w:r>
     </w:p>
     <w:p>
@@ -17,35 +20,115 @@
           <w:b/>
           <w:bCs/>
         </w:rPr>
-        <w:t>Date:</w:t>
-      </w:r>
-      <w:r>
-        <w:t xml:space="preserve"> July </w:t>
-      </w:r>
-      <w:r>
-        <w:rPr>
-          <w:lang w:val="en-US"/>
-        </w:rPr>
-        <w:t>3</w:t>
-      </w:r>
-      <w:r>
-        <w:t>1, 2026</w:t>
-      </w:r>
-    </w:p>
-    <w:p>
-      <w:r>
+        <w:t>Project Phase:</w:t>
+      </w:r>
+      <w:r>
+        <w:t xml:space="preserve"> Multi-Model Decoupling &amp; Automated Resumption</w:t>
+      </w:r>
+    </w:p>
+    <w:p>
+      <w:pPr>
         <w:rPr>
           <w:b/>
           <w:bCs/>
-        </w:rPr>
-        <w:t>Progress</w:t>
+          <w:lang w:val="en-US"/>
+        </w:rPr>
+      </w:pPr>
+    </w:p>
+    <w:p>
+      <w:pPr>
+        <w:rPr>
+          <w:b/>
+          <w:bCs/>
+        </w:rPr>
+      </w:pPr>
+      <w:r>
+        <w:rPr>
+          <w:b/>
+          <w:bCs/>
+        </w:rPr>
+        <w:t>1. Goal</w:t>
+      </w:r>
+    </w:p>
+    <w:p>
+      <w:pPr>
+        <w:rPr>
+          <w:lang w:val="en-US"/>
+        </w:rPr>
+      </w:pPr>
+      <w:r>
+        <w:t xml:space="preserve">The primary objective of </w:t>
+      </w:r>
+      <w:r>
+        <w:rPr>
+          <w:b/>
+          <w:bCs/>
+        </w:rPr>
+        <w:t>Week 3</w:t>
+      </w:r>
+      <w:r>
+        <w:t xml:space="preserve"> was to decouple the monolithic runner architecture into three independent, specialized script modules (run_gemini_benchmark.py, run_openai_benchmark.py, and run_groq_benchmark.py) to prevent cross-contamination of logs and enable safe, resumable multi-model execution across free cloud tiers.</w:t>
+      </w:r>
+    </w:p>
+    <w:p>
+      <w:pPr>
+        <w:rPr>
+          <w:lang w:val="en-US"/>
+        </w:rPr>
+      </w:pPr>
+    </w:p>
+    <w:p>
+      <w:pPr>
+        <w:rPr>
+          <w:b/>
+          <w:bCs/>
+        </w:rPr>
+      </w:pPr>
+      <w:r>
+        <w:rPr>
+          <w:b/>
+          <w:bCs/>
+        </w:rPr>
+        <w:t>2. Method</w:t>
+      </w:r>
+    </w:p>
+    <w:p>
+      <w:pPr>
+        <w:rPr>
+          <w:lang w:val="en-US"/>
+        </w:rPr>
+      </w:pPr>
+      <w:r>
+        <w:t>We engineered separate execution scripts for Google Gemini, OpenAI GPT, and Groq Llama, placing them inside the 03_Code/ directory. Each script targets an isolated output directory (Gemini_Logs/, OpenAI_Logs/, Groq_Logs/) and incorporates automated file-system verification (os.path.exists) alongside randomized jitter pacing to handle provider-specific Requests-Per-Minute (RPM) limits without data loss.</w:t>
+      </w:r>
+    </w:p>
+    <w:p>
+      <w:pPr>
+        <w:rPr>
+          <w:lang w:val="en-US"/>
+        </w:rPr>
+      </w:pPr>
+    </w:p>
+    <w:p>
+      <w:pPr>
+        <w:rPr>
+          <w:b/>
+          <w:bCs/>
+        </w:rPr>
+      </w:pPr>
+      <w:r>
+        <w:rPr>
+          <w:b/>
+          <w:bCs/>
+        </w:rPr>
+        <w:t>3. Process</w:t>
       </w:r>
     </w:p>
     <w:p>
       <w:pPr>
         <w:numPr>
           <w:ilvl w:val="0"/>
-          <w:numId w:val="1"/>
+          <w:numId w:val="4"/>
         </w:numPr>
       </w:pPr>
       <w:r>
@@ -53,59 +136,17 @@
           <w:b/>
           <w:bCs/>
         </w:rPr>
-        <w:t>Curated</w:t>
-      </w:r>
-      <w:r>
-        <w:t xml:space="preserve"> and finalized the comprehensive dataset library (full_benchmark_dataset.json) in the 04_Datasets/ directory containing all 220 original prompts across the five specialized testing categories.</w:t>
-      </w:r>
-    </w:p>
-    <w:p>
-      <w:pPr>
-        <w:ind w:left="720"/>
-      </w:pPr>
-      <w:r>
-        <w:drawing>
-          <wp:inline distT="0" distB="0" distL="0" distR="0" wp14:anchorId="1F20369B" wp14:editId="47DD8A1D">
-            <wp:extent cx="5731510" cy="3031490"/>
-            <wp:effectExtent l="0" t="0" r="2540" b="0"/>
-            <wp:docPr id="802728752" name="Picture 1"/>
-            <wp:cNvGraphicFramePr>
-              <a:graphicFrameLocks xmlns:a="http://schemas.openxmlformats.org/drawingml/2006/main" noChangeAspect="1"/>
-            </wp:cNvGraphicFramePr>
-            <a:graphic xmlns:a="http://schemas.openxmlformats.org/drawingml/2006/main">
-              <a:graphicData uri="http://schemas.openxmlformats.org/drawingml/2006/picture">
-                <pic:pic xmlns:pic="http://schemas.openxmlformats.org/drawingml/2006/picture">
-                  <pic:nvPicPr>
-                    <pic:cNvPr id="802728752" name=""/>
-                    <pic:cNvPicPr/>
-                  </pic:nvPicPr>
-                  <pic:blipFill>
-                    <a:blip r:embed="rId5"/>
-                    <a:stretch>
-                      <a:fillRect/>
-                    </a:stretch>
-                  </pic:blipFill>
-                  <pic:spPr>
-                    <a:xfrm>
-                      <a:off x="0" y="0"/>
-                      <a:ext cx="5731510" cy="3031490"/>
-                    </a:xfrm>
-                    <a:prstGeom prst="rect">
-                      <a:avLst/>
-                    </a:prstGeom>
-                  </pic:spPr>
-                </pic:pic>
-              </a:graphicData>
-            </a:graphic>
-          </wp:inline>
-        </w:drawing>
+        <w:t>Independent Script Partitioning:</w:t>
+      </w:r>
+      <w:r>
+        <w:t xml:space="preserve"> Developed three standalone runner modules inside 03_Code/ to manage distinct API connections for Google GenAI, OpenAI, and Groq cloud endpoints independently.</w:t>
       </w:r>
     </w:p>
     <w:p>
       <w:pPr>
         <w:numPr>
           <w:ilvl w:val="0"/>
-          <w:numId w:val="1"/>
+          <w:numId w:val="4"/>
         </w:numPr>
       </w:pPr>
       <w:r>
@@ -113,17 +154,17 @@
           <w:b/>
           <w:bCs/>
         </w:rPr>
-        <w:t>Structured</w:t>
-      </w:r>
-      <w:r>
-        <w:t xml:space="preserve"> prompt categories to rigorously test core hypotheses, covering Knowledge Retrieval, Multi-step Reasoning, Instruction Following, Hallucination Stress Tests, and Coding Tasks.</w:t>
+        <w:t>State Persistence &amp; Resumption Logic:</w:t>
+      </w:r>
+      <w:r>
+        <w:t xml:space="preserve"> Integrated automated disk caching where every prompt response is serialized into individual JSON files ([model]_[prompt_id].json) immediately upon receipt.</w:t>
       </w:r>
     </w:p>
     <w:p>
       <w:pPr>
         <w:numPr>
           <w:ilvl w:val="0"/>
-          <w:numId w:val="1"/>
+          <w:numId w:val="4"/>
         </w:numPr>
       </w:pPr>
       <w:r>
@@ -131,26 +172,68 @@
           <w:b/>
           <w:bCs/>
         </w:rPr>
-        <w:t>Integrated</w:t>
-      </w:r>
-      <w:r>
-        <w:t xml:space="preserve"> dataset schema verification ensuring seamless compatibility between our manual execution workflow and the benchmark_runner.py logging architecture.</w:t>
-      </w:r>
-    </w:p>
-    <w:p>
-      <w:r>
+        <w:t>Daily Quota Protection Check:</w:t>
+      </w:r>
+      <w:r>
+        <w:t xml:space="preserve"> Configured a pre-execution verification loop that scans output directories to detect completed prompt identifiers, automatically logging [SKIP] statements to resume execution on subsequent days without wasting daily token limits.</w:t>
+      </w:r>
+    </w:p>
+    <w:p>
+      <w:pPr>
+        <w:rPr>
+          <w:lang w:val="en-US"/>
+        </w:rPr>
+      </w:pPr>
+    </w:p>
+    <w:p>
+      <w:pPr>
+        <w:rPr>
+          <w:lang w:val="en-US"/>
+        </w:rPr>
+      </w:pPr>
+    </w:p>
+    <w:p>
+      <w:pPr>
+        <w:rPr>
+          <w:lang w:val="en-US"/>
+        </w:rPr>
+      </w:pPr>
+    </w:p>
+    <w:p>
+      <w:pPr>
+        <w:rPr>
+          <w:lang w:val="en-US"/>
+        </w:rPr>
+      </w:pPr>
+    </w:p>
+    <w:p>
+      <w:pPr>
+        <w:rPr>
+          <w:lang w:val="en-US"/>
+        </w:rPr>
+      </w:pPr>
+    </w:p>
+    <w:p>
+      <w:pPr>
         <w:rPr>
           <w:b/>
           <w:bCs/>
         </w:rPr>
-        <w:t>Plans for Week 4</w:t>
+      </w:pPr>
+      <w:r>
+        <w:rPr>
+          <w:b/>
+          <w:bCs/>
+        </w:rPr>
+        <w:lastRenderedPageBreak/>
+        <w:t>Supporting Visual Evidence &amp; Explanation:</w:t>
       </w:r>
     </w:p>
     <w:p>
       <w:pPr>
         <w:numPr>
           <w:ilvl w:val="0"/>
-          <w:numId w:val="2"/>
+          <w:numId w:val="5"/>
         </w:numPr>
       </w:pPr>
       <w:r>
@@ -158,17 +241,35 @@
           <w:b/>
           <w:bCs/>
         </w:rPr>
-        <w:t>Initiate</w:t>
-      </w:r>
-      <w:r>
-        <w:t xml:space="preserve"> manual test runs of the 220 benchmarking prompts across targeted free-tier model chat interfaces.</w:t>
+        <w:t>Figure 1 (Isolated Runner Scripts Structure):</w:t>
+      </w:r>
+      <w:r>
+        <w:t xml:space="preserve"> Illustrates the physical separation of the three standalone scripts (run_gemini_benchmark.py, run_openai_benchmark.py, run_groq_benchmark.py) within the 03_Code/ directory and their respective partitioned output directories.</w:t>
+      </w:r>
+    </w:p>
+    <w:p>
+      <w:r>
+        <w:rPr>
+          <w:rFonts w:ascii="Segoe UI Emoji" w:hAnsi="Segoe UI Emoji" w:cs="Segoe UI Emoji"/>
+        </w:rPr>
+        <w:t>📌</w:t>
+      </w:r>
+      <w:r>
+        <w:t xml:space="preserve"> </w:t>
+      </w:r>
+      <w:r>
+        <w:rPr>
+          <w:b/>
+          <w:bCs/>
+        </w:rPr>
+        <w:t>[Insert Screenshot 1: VS Code file tree showing the 3 separate scripts and partitioned log folders]</w:t>
       </w:r>
     </w:p>
     <w:p>
       <w:pPr>
         <w:numPr>
           <w:ilvl w:val="0"/>
-          <w:numId w:val="2"/>
+          <w:numId w:val="5"/>
         </w:numPr>
       </w:pPr>
       <w:r>
@@ -176,17 +277,35 @@
           <w:b/>
           <w:bCs/>
         </w:rPr>
-        <w:t>Gather</w:t>
-      </w:r>
-      <w:r>
-        <w:t xml:space="preserve"> raw model response outputs category-by-category.</w:t>
+        <w:t>Figure 2 (Automated Resumption &amp; Caching Logic):</w:t>
+      </w:r>
+      <w:r>
+        <w:t xml:space="preserve"> Details the code snippet handling the os.path.exists() check and individual JSON serialization. This logic ensures that if an execution halts due to daily API caps, subsequent runs bypass completed items and resume precisely at the next prompt ID.</w:t>
+      </w:r>
+    </w:p>
+    <w:p>
+      <w:r>
+        <w:rPr>
+          <w:rFonts w:ascii="Segoe UI Emoji" w:hAnsi="Segoe UI Emoji" w:cs="Segoe UI Emoji"/>
+        </w:rPr>
+        <w:t>📌</w:t>
+      </w:r>
+      <w:r>
+        <w:t xml:space="preserve"> </w:t>
+      </w:r>
+      <w:r>
+        <w:rPr>
+          <w:b/>
+          <w:bCs/>
+        </w:rPr>
+        <w:t>[Insert Screenshot 2: Code editor view highlighting the resume-check conditional block and json.dump saving mechanism]</w:t>
       </w:r>
     </w:p>
     <w:p>
       <w:pPr>
         <w:numPr>
           <w:ilvl w:val="0"/>
-          <w:numId w:val="2"/>
+          <w:numId w:val="5"/>
         </w:numPr>
       </w:pPr>
       <w:r>
@@ -194,37 +313,103 @@
           <w:b/>
           <w:bCs/>
         </w:rPr>
-        <w:t>Execute</w:t>
-      </w:r>
-      <w:r>
-        <w:t xml:space="preserve"> structured response logging and JSON serialization into the 05_Logs_Results/ directory using our logging assistant.</w:t>
-      </w:r>
-    </w:p>
-    <w:p>
+        <w:t>Figure 3 (Terminal Execution &amp; Skip Verification):</w:t>
+      </w:r>
+      <w:r>
+        <w:t xml:space="preserve"> Displays a terminal capture running one of the benchmark scripts, verifying that pre-existing prompt files are successfully detected, skipped, and followed by live API requests without duplication.</w:t>
+      </w:r>
+    </w:p>
+    <w:p>
+      <w:r>
+        <w:rPr>
+          <w:rFonts w:ascii="Segoe UI Emoji" w:hAnsi="Segoe UI Emoji" w:cs="Segoe UI Emoji"/>
+        </w:rPr>
+        <w:t>📌</w:t>
+      </w:r>
+      <w:r>
+        <w:t xml:space="preserve"> </w:t>
+      </w:r>
       <w:r>
         <w:rPr>
           <w:b/>
           <w:bCs/>
         </w:rPr>
-        <w:t>Problems / Blockers</w:t>
+        <w:t>[Insert Screenshot 3: Terminal window showing [SKIP] statements followed by active benchmark execution logs]</w:t>
+      </w:r>
+    </w:p>
+    <w:p>
+      <w:pPr>
+        <w:rPr>
+          <w:b/>
+          <w:bCs/>
+        </w:rPr>
+      </w:pPr>
+      <w:r>
+        <w:rPr>
+          <w:b/>
+          <w:bCs/>
+        </w:rPr>
+        <w:t>4. Results</w:t>
       </w:r>
     </w:p>
     <w:p>
       <w:pPr>
         <w:numPr>
           <w:ilvl w:val="0"/>
-          <w:numId w:val="3"/>
+          <w:numId w:val="6"/>
         </w:numPr>
       </w:pPr>
+      <w:r>
+        <w:t xml:space="preserve">Successfully deployed </w:t>
+      </w:r>
       <w:r>
         <w:rPr>
           <w:b/>
           <w:bCs/>
         </w:rPr>
-        <w:t>None;</w:t>
-      </w:r>
-      <w:r>
-        <w:t xml:space="preserve"> dataset curation and schema validation completed successfully.</w:t>
+        <w:t>three independent, fault-tolerant benchmark runner scripts</w:t>
+      </w:r>
+      <w:r>
+        <w:t xml:space="preserve"> with isolated logging partitions.</w:t>
+      </w:r>
+    </w:p>
+    <w:p>
+      <w:pPr>
+        <w:numPr>
+          <w:ilvl w:val="0"/>
+          <w:numId w:val="6"/>
+        </w:numPr>
+      </w:pPr>
+      <w:r>
+        <w:t xml:space="preserve">Confirmed that </w:t>
+      </w:r>
+      <w:r>
+        <w:rPr>
+          <w:b/>
+          <w:bCs/>
+        </w:rPr>
+        <w:t>session resumption works seamlessly</w:t>
+      </w:r>
+      <w:r>
+        <w:t>, eliminating redundant API calls and protecting daily free-tier quotas across multi-day test runs.</w:t>
+      </w:r>
+    </w:p>
+    <w:p>
+      <w:pPr>
+        <w:numPr>
+          <w:ilvl w:val="0"/>
+          <w:numId w:val="6"/>
+        </w:numPr>
+      </w:pPr>
+      <w:r>
+        <w:rPr>
+          <w:b/>
+          <w:bCs/>
+        </w:rPr>
+        <w:t>Next Week Plan (Week 4):</w:t>
+      </w:r>
+      <w:r>
+        <w:t xml:space="preserve"> Execute full-scale data collection across the 220-prompt dataset for all three models and initiate comparative log analysis.</w:t>
       </w:r>
     </w:p>
     <w:p/>
@@ -241,6 +426,155 @@
 <file path=word/numbering.xml><?xml version="1.0" encoding="utf-8"?>
 <w:numbering xmlns:wpc="http://schemas.microsoft.com/office/word/2010/wordprocessingCanvas" xmlns:cx="http://schemas.microsoft.com/office/drawing/2014/chartex" xmlns:cx1="http://schemas.microsoft.com/office/drawing/2015/9/8/chartex" xmlns:cx2="http://schemas.microsoft.com/office/drawing/2015/10/21/chartex" xmlns:cx3="http://schemas.microsoft.com/office/drawing/2016/5/9/chartex" xmlns:cx4="http://schemas.microsoft.com/office/drawing/2016/5/10/chartex" xmlns:cx5="http://schemas.microsoft.com/office/drawing/2016/5/11/chartex" xmlns:cx6="http://schemas.microsoft.com/office/drawing/2016/5/12/chartex" xmlns:cx7="http://schemas.microsoft.com/office/drawing/2016/5/13/chartex" xmlns:cx8="http://schemas.microsoft.com/office/drawing/2016/5/14/chartex" xmlns:mc="http://schemas.openxmlformats.org/markup-compatibility/2006" xmlns:aink="http://schemas.microsoft.com/office/drawing/2016/ink" xmlns:am3d="http://schemas.microsoft.com/office/drawing/2017/model3d" xmlns:o="urn:schemas-microsoft-com:office:office" xmlns:oel="http://schemas.microsoft.com/office/2019/extlst" xmlns:r="http://schemas.openxmlformats.org/officeDocument/2006/relationships" xmlns:m="http://schemas.openxmlformats.org/officeDocument/2006/math" xmlns:v="urn:schemas-microsoft-com:vml" xmlns:wp14="http://schemas.microsoft.com/office/word/2010/wordprocessingDrawing" xmlns:wp="http://schemas.openxmlformats.org/drawingml/2006/wordprocessingDrawing" xmlns:w10="urn:schemas-microsoft-com:office:word" xmlns:w="http://schemas.openxmlformats.org/wordprocessingml/2006/main" xmlns:w14="http://schemas.microsoft.com/office/word/2010/wordml" xmlns:w15="http://schemas.microsoft.com/office/word/2012/wordml" xmlns:w16cex="http://schemas.microsoft.com/office/word/2018/wordml/cex" xmlns:w16cid="http://schemas.microsoft.com/office/word/2016/wordml/cid" xmlns:w16="http://schemas.microsoft.com/office/word/2018/wordml" xmlns:w16du="http://schemas.microsoft.com/office/word/2023/wordml/word16du" xmlns:w16sdtdh="http://schemas.microsoft.com/office/word/2020/wordml/sdtdatahash" xmlns:w16sdtfl="http://schemas.microsoft.com/office/word/2024/wordml/sdtformatlock" xmlns:w16se="http://schemas.microsoft.com/office/word/2015/wordml/symex" xmlns:wpg="http://schemas.microsoft.com/office/word/2010/wordprocessingGroup" xmlns:wpi="http://schemas.microsoft.com/office/word/2010/wordprocessingInk" xmlns:wne="http://schemas.microsoft.com/office/word/2006/wordml" xmlns:wps="http://schemas.microsoft.com/office/word/2010/wordprocessingShape" mc:Ignorable="w14 w15 w16se w16cid w16 w16cex w16sdtdh w16sdtfl w16du wp14">
   <w:abstractNum w:abstractNumId="0" w15:restartNumberingAfterBreak="0">
+    <w:nsid w:val="0252361F"/>
+    <w:multiLevelType w:val="multilevel"/>
+    <w:tmpl w:val="29B46908"/>
+    <w:lvl w:ilvl="0">
+      <w:start w:val="1"/>
+      <w:numFmt w:val="bullet"/>
+      <w:lvlText w:val=""/>
+      <w:lvlJc w:val="left"/>
+      <w:pPr>
+        <w:tabs>
+          <w:tab w:val="num" w:pos="720"/>
+        </w:tabs>
+        <w:ind w:left="720" w:hanging="360"/>
+      </w:pPr>
+      <w:rPr>
+        <w:rFonts w:ascii="Symbol" w:hAnsi="Symbol" w:hint="default"/>
+        <w:sz w:val="20"/>
+      </w:rPr>
+    </w:lvl>
+    <w:lvl w:ilvl="1" w:tentative="1">
+      <w:start w:val="1"/>
+      <w:numFmt w:val="bullet"/>
+      <w:lvlText w:val="o"/>
+      <w:lvlJc w:val="left"/>
+      <w:pPr>
+        <w:tabs>
+          <w:tab w:val="num" w:pos="1440"/>
+        </w:tabs>
+        <w:ind w:left="1440" w:hanging="360"/>
+      </w:pPr>
+      <w:rPr>
+        <w:rFonts w:ascii="Courier New" w:hAnsi="Courier New" w:hint="default"/>
+        <w:sz w:val="20"/>
+      </w:rPr>
+    </w:lvl>
+    <w:lvl w:ilvl="2" w:tentative="1">
+      <w:start w:val="1"/>
+      <w:numFmt w:val="bullet"/>
+      <w:lvlText w:val=""/>
+      <w:lvlJc w:val="left"/>
+      <w:pPr>
+        <w:tabs>
+          <w:tab w:val="num" w:pos="2160"/>
+        </w:tabs>
+        <w:ind w:left="2160" w:hanging="360"/>
+      </w:pPr>
+      <w:rPr>
+        <w:rFonts w:ascii="Wingdings" w:hAnsi="Wingdings" w:hint="default"/>
+        <w:sz w:val="20"/>
+      </w:rPr>
+    </w:lvl>
+    <w:lvl w:ilvl="3" w:tentative="1">
+      <w:start w:val="1"/>
+      <w:numFmt w:val="bullet"/>
+      <w:lvlText w:val=""/>
+      <w:lvlJc w:val="left"/>
+      <w:pPr>
+        <w:tabs>
+          <w:tab w:val="num" w:pos="2880"/>
+        </w:tabs>
+        <w:ind w:left="2880" w:hanging="360"/>
+      </w:pPr>
+      <w:rPr>
+        <w:rFonts w:ascii="Wingdings" w:hAnsi="Wingdings" w:hint="default"/>
+        <w:sz w:val="20"/>
+      </w:rPr>
+    </w:lvl>
+    <w:lvl w:ilvl="4" w:tentative="1">
+      <w:start w:val="1"/>
+      <w:numFmt w:val="bullet"/>
+      <w:lvlText w:val=""/>
+      <w:lvlJc w:val="left"/>
+      <w:pPr>
+        <w:tabs>
+          <w:tab w:val="num" w:pos="3600"/>
+        </w:tabs>
+        <w:ind w:left="3600" w:hanging="360"/>
+      </w:pPr>
+      <w:rPr>
+        <w:rFonts w:ascii="Wingdings" w:hAnsi="Wingdings" w:hint="default"/>
+        <w:sz w:val="20"/>
+      </w:rPr>
+    </w:lvl>
+    <w:lvl w:ilvl="5" w:tentative="1">
+      <w:start w:val="1"/>
+      <w:numFmt w:val="bullet"/>
+      <w:lvlText w:val=""/>
+      <w:lvlJc w:val="left"/>
+      <w:pPr>
+        <w:tabs>
+          <w:tab w:val="num" w:pos="4320"/>
+        </w:tabs>
+        <w:ind w:left="4320" w:hanging="360"/>
+      </w:pPr>
+      <w:rPr>
+        <w:rFonts w:ascii="Wingdings" w:hAnsi="Wingdings" w:hint="default"/>
+        <w:sz w:val="20"/>
+      </w:rPr>
+    </w:lvl>
+    <w:lvl w:ilvl="6" w:tentative="1">
+      <w:start w:val="1"/>
+      <w:numFmt w:val="bullet"/>
+      <w:lvlText w:val=""/>
+      <w:lvlJc w:val="left"/>
+      <w:pPr>
+        <w:tabs>
+          <w:tab w:val="num" w:pos="5040"/>
+        </w:tabs>
+        <w:ind w:left="5040" w:hanging="360"/>
+      </w:pPr>
+      <w:rPr>
+        <w:rFonts w:ascii="Wingdings" w:hAnsi="Wingdings" w:hint="default"/>
+        <w:sz w:val="20"/>
+      </w:rPr>
+    </w:lvl>
+    <w:lvl w:ilvl="7" w:tentative="1">
+      <w:start w:val="1"/>
+      <w:numFmt w:val="bullet"/>
+      <w:lvlText w:val=""/>
+      <w:lvlJc w:val="left"/>
+      <w:pPr>
+        <w:tabs>
+          <w:tab w:val="num" w:pos="5760"/>
+        </w:tabs>
+        <w:ind w:left="5760" w:hanging="360"/>
+      </w:pPr>
+      <w:rPr>
+        <w:rFonts w:ascii="Wingdings" w:hAnsi="Wingdings" w:hint="default"/>
+        <w:sz w:val="20"/>
+      </w:rPr>
+    </w:lvl>
+    <w:lvl w:ilvl="8" w:tentative="1">
+      <w:start w:val="1"/>
+      <w:numFmt w:val="bullet"/>
+      <w:lvlText w:val=""/>
+      <w:lvlJc w:val="left"/>
+      <w:pPr>
+        <w:tabs>
+          <w:tab w:val="num" w:pos="6480"/>
+        </w:tabs>
+        <w:ind w:left="6480" w:hanging="360"/>
+      </w:pPr>
+      <w:rPr>
+        <w:rFonts w:ascii="Wingdings" w:hAnsi="Wingdings" w:hint="default"/>
+        <w:sz w:val="20"/>
+      </w:rPr>
+    </w:lvl>
+  </w:abstractNum>
+  <w:abstractNum w:abstractNumId="1" w15:restartNumberingAfterBreak="0">
     <w:nsid w:val="032F4378"/>
     <w:multiLevelType w:val="multilevel"/>
     <w:tmpl w:val="07A8F5AC"/>
@@ -389,7 +723,156 @@
       </w:rPr>
     </w:lvl>
   </w:abstractNum>
-  <w:abstractNum w:abstractNumId="1" w15:restartNumberingAfterBreak="0">
+  <w:abstractNum w:abstractNumId="2" w15:restartNumberingAfterBreak="0">
+    <w:nsid w:val="03A61ECC"/>
+    <w:multiLevelType w:val="multilevel"/>
+    <w:tmpl w:val="7C7E70EA"/>
+    <w:lvl w:ilvl="0">
+      <w:start w:val="1"/>
+      <w:numFmt w:val="bullet"/>
+      <w:lvlText w:val=""/>
+      <w:lvlJc w:val="left"/>
+      <w:pPr>
+        <w:tabs>
+          <w:tab w:val="num" w:pos="720"/>
+        </w:tabs>
+        <w:ind w:left="720" w:hanging="360"/>
+      </w:pPr>
+      <w:rPr>
+        <w:rFonts w:ascii="Symbol" w:hAnsi="Symbol" w:hint="default"/>
+        <w:sz w:val="20"/>
+      </w:rPr>
+    </w:lvl>
+    <w:lvl w:ilvl="1" w:tentative="1">
+      <w:start w:val="1"/>
+      <w:numFmt w:val="bullet"/>
+      <w:lvlText w:val="o"/>
+      <w:lvlJc w:val="left"/>
+      <w:pPr>
+        <w:tabs>
+          <w:tab w:val="num" w:pos="1440"/>
+        </w:tabs>
+        <w:ind w:left="1440" w:hanging="360"/>
+      </w:pPr>
+      <w:rPr>
+        <w:rFonts w:ascii="Courier New" w:hAnsi="Courier New" w:hint="default"/>
+        <w:sz w:val="20"/>
+      </w:rPr>
+    </w:lvl>
+    <w:lvl w:ilvl="2" w:tentative="1">
+      <w:start w:val="1"/>
+      <w:numFmt w:val="bullet"/>
+      <w:lvlText w:val=""/>
+      <w:lvlJc w:val="left"/>
+      <w:pPr>
+        <w:tabs>
+          <w:tab w:val="num" w:pos="2160"/>
+        </w:tabs>
+        <w:ind w:left="2160" w:hanging="360"/>
+      </w:pPr>
+      <w:rPr>
+        <w:rFonts w:ascii="Wingdings" w:hAnsi="Wingdings" w:hint="default"/>
+        <w:sz w:val="20"/>
+      </w:rPr>
+    </w:lvl>
+    <w:lvl w:ilvl="3" w:tentative="1">
+      <w:start w:val="1"/>
+      <w:numFmt w:val="bullet"/>
+      <w:lvlText w:val=""/>
+      <w:lvlJc w:val="left"/>
+      <w:pPr>
+        <w:tabs>
+          <w:tab w:val="num" w:pos="2880"/>
+        </w:tabs>
+        <w:ind w:left="2880" w:hanging="360"/>
+      </w:pPr>
+      <w:rPr>
+        <w:rFonts w:ascii="Wingdings" w:hAnsi="Wingdings" w:hint="default"/>
+        <w:sz w:val="20"/>
+      </w:rPr>
+    </w:lvl>
+    <w:lvl w:ilvl="4" w:tentative="1">
+      <w:start w:val="1"/>
+      <w:numFmt w:val="bullet"/>
+      <w:lvlText w:val=""/>
+      <w:lvlJc w:val="left"/>
+      <w:pPr>
+        <w:tabs>
+          <w:tab w:val="num" w:pos="3600"/>
+        </w:tabs>
+        <w:ind w:left="3600" w:hanging="360"/>
+      </w:pPr>
+      <w:rPr>
+        <w:rFonts w:ascii="Wingdings" w:hAnsi="Wingdings" w:hint="default"/>
+        <w:sz w:val="20"/>
+      </w:rPr>
+    </w:lvl>
+    <w:lvl w:ilvl="5" w:tentative="1">
+      <w:start w:val="1"/>
+      <w:numFmt w:val="bullet"/>
+      <w:lvlText w:val=""/>
+      <w:lvlJc w:val="left"/>
+      <w:pPr>
+        <w:tabs>
+          <w:tab w:val="num" w:pos="4320"/>
+        </w:tabs>
+        <w:ind w:left="4320" w:hanging="360"/>
+      </w:pPr>
+      <w:rPr>
+        <w:rFonts w:ascii="Wingdings" w:hAnsi="Wingdings" w:hint="default"/>
+        <w:sz w:val="20"/>
+      </w:rPr>
+    </w:lvl>
+    <w:lvl w:ilvl="6" w:tentative="1">
+      <w:start w:val="1"/>
+      <w:numFmt w:val="bullet"/>
+      <w:lvlText w:val=""/>
+      <w:lvlJc w:val="left"/>
+      <w:pPr>
+        <w:tabs>
+          <w:tab w:val="num" w:pos="5040"/>
+        </w:tabs>
+        <w:ind w:left="5040" w:hanging="360"/>
+      </w:pPr>
+      <w:rPr>
+        <w:rFonts w:ascii="Wingdings" w:hAnsi="Wingdings" w:hint="default"/>
+        <w:sz w:val="20"/>
+      </w:rPr>
+    </w:lvl>
+    <w:lvl w:ilvl="7" w:tentative="1">
+      <w:start w:val="1"/>
+      <w:numFmt w:val="bullet"/>
+      <w:lvlText w:val=""/>
+      <w:lvlJc w:val="left"/>
+      <w:pPr>
+        <w:tabs>
+          <w:tab w:val="num" w:pos="5760"/>
+        </w:tabs>
+        <w:ind w:left="5760" w:hanging="360"/>
+      </w:pPr>
+      <w:rPr>
+        <w:rFonts w:ascii="Wingdings" w:hAnsi="Wingdings" w:hint="default"/>
+        <w:sz w:val="20"/>
+      </w:rPr>
+    </w:lvl>
+    <w:lvl w:ilvl="8" w:tentative="1">
+      <w:start w:val="1"/>
+      <w:numFmt w:val="bullet"/>
+      <w:lvlText w:val=""/>
+      <w:lvlJc w:val="left"/>
+      <w:pPr>
+        <w:tabs>
+          <w:tab w:val="num" w:pos="6480"/>
+        </w:tabs>
+        <w:ind w:left="6480" w:hanging="360"/>
+      </w:pPr>
+      <w:rPr>
+        <w:rFonts w:ascii="Wingdings" w:hAnsi="Wingdings" w:hint="default"/>
+        <w:sz w:val="20"/>
+      </w:rPr>
+    </w:lvl>
+  </w:abstractNum>
+  <w:abstractNum w:abstractNumId="3" w15:restartNumberingAfterBreak="0">
     <w:nsid w:val="56AB2B38"/>
     <w:multiLevelType w:val="multilevel"/>
     <w:tmpl w:val="78DADDC4"/>
@@ -538,7 +1021,7 @@
       </w:rPr>
     </w:lvl>
   </w:abstractNum>
-  <w:abstractNum w:abstractNumId="2" w15:restartNumberingAfterBreak="0">
+  <w:abstractNum w:abstractNumId="4" w15:restartNumberingAfterBreak="0">
     <w:nsid w:val="56B23201"/>
     <w:multiLevelType w:val="multilevel"/>
     <w:tmpl w:val="1B504DE8"/>
@@ -687,14 +1170,172 @@
       </w:rPr>
     </w:lvl>
   </w:abstractNum>
+  <w:abstractNum w:abstractNumId="5" w15:restartNumberingAfterBreak="0">
+    <w:nsid w:val="624F2C95"/>
+    <w:multiLevelType w:val="multilevel"/>
+    <w:tmpl w:val="21504808"/>
+    <w:lvl w:ilvl="0">
+      <w:start w:val="1"/>
+      <w:numFmt w:val="bullet"/>
+      <w:lvlText w:val=""/>
+      <w:lvlJc w:val="left"/>
+      <w:pPr>
+        <w:tabs>
+          <w:tab w:val="num" w:pos="720"/>
+        </w:tabs>
+        <w:ind w:left="720" w:hanging="360"/>
+      </w:pPr>
+      <w:rPr>
+        <w:rFonts w:ascii="Symbol" w:hAnsi="Symbol" w:hint="default"/>
+        <w:sz w:val="20"/>
+      </w:rPr>
+    </w:lvl>
+    <w:lvl w:ilvl="1" w:tentative="1">
+      <w:start w:val="1"/>
+      <w:numFmt w:val="bullet"/>
+      <w:lvlText w:val="o"/>
+      <w:lvlJc w:val="left"/>
+      <w:pPr>
+        <w:tabs>
+          <w:tab w:val="num" w:pos="1440"/>
+        </w:tabs>
+        <w:ind w:left="1440" w:hanging="360"/>
+      </w:pPr>
+      <w:rPr>
+        <w:rFonts w:ascii="Courier New" w:hAnsi="Courier New" w:hint="default"/>
+        <w:sz w:val="20"/>
+      </w:rPr>
+    </w:lvl>
+    <w:lvl w:ilvl="2" w:tentative="1">
+      <w:start w:val="1"/>
+      <w:numFmt w:val="bullet"/>
+      <w:lvlText w:val=""/>
+      <w:lvlJc w:val="left"/>
+      <w:pPr>
+        <w:tabs>
+          <w:tab w:val="num" w:pos="2160"/>
+        </w:tabs>
+        <w:ind w:left="2160" w:hanging="360"/>
+      </w:pPr>
+      <w:rPr>
+        <w:rFonts w:ascii="Wingdings" w:hAnsi="Wingdings" w:hint="default"/>
+        <w:sz w:val="20"/>
+      </w:rPr>
+    </w:lvl>
+    <w:lvl w:ilvl="3" w:tentative="1">
+      <w:start w:val="1"/>
+      <w:numFmt w:val="bullet"/>
+      <w:lvlText w:val=""/>
+      <w:lvlJc w:val="left"/>
+      <w:pPr>
+        <w:tabs>
+          <w:tab w:val="num" w:pos="2880"/>
+        </w:tabs>
+        <w:ind w:left="2880" w:hanging="360"/>
+      </w:pPr>
+      <w:rPr>
+        <w:rFonts w:ascii="Wingdings" w:hAnsi="Wingdings" w:hint="default"/>
+        <w:sz w:val="20"/>
+      </w:rPr>
+    </w:lvl>
+    <w:lvl w:ilvl="4" w:tentative="1">
+      <w:start w:val="1"/>
+      <w:numFmt w:val="bullet"/>
+      <w:lvlText w:val=""/>
+      <w:lvlJc w:val="left"/>
+      <w:pPr>
+        <w:tabs>
+          <w:tab w:val="num" w:pos="3600"/>
+        </w:tabs>
+        <w:ind w:left="3600" w:hanging="360"/>
+      </w:pPr>
+      <w:rPr>
+        <w:rFonts w:ascii="Wingdings" w:hAnsi="Wingdings" w:hint="default"/>
+        <w:sz w:val="20"/>
+      </w:rPr>
+    </w:lvl>
+    <w:lvl w:ilvl="5" w:tentative="1">
+      <w:start w:val="1"/>
+      <w:numFmt w:val="bullet"/>
+      <w:lvlText w:val=""/>
+      <w:lvlJc w:val="left"/>
+      <w:pPr>
+        <w:tabs>
+          <w:tab w:val="num" w:pos="4320"/>
+        </w:tabs>
+        <w:ind w:left="4320" w:hanging="360"/>
+      </w:pPr>
+      <w:rPr>
+        <w:rFonts w:ascii="Wingdings" w:hAnsi="Wingdings" w:hint="default"/>
+        <w:sz w:val="20"/>
+      </w:rPr>
+    </w:lvl>
+    <w:lvl w:ilvl="6" w:tentative="1">
+      <w:start w:val="1"/>
+      <w:numFmt w:val="bullet"/>
+      <w:lvlText w:val=""/>
+      <w:lvlJc w:val="left"/>
+      <w:pPr>
+        <w:tabs>
+          <w:tab w:val="num" w:pos="5040"/>
+        </w:tabs>
+        <w:ind w:left="5040" w:hanging="360"/>
+      </w:pPr>
+      <w:rPr>
+        <w:rFonts w:ascii="Wingdings" w:hAnsi="Wingdings" w:hint="default"/>
+        <w:sz w:val="20"/>
+      </w:rPr>
+    </w:lvl>
+    <w:lvl w:ilvl="7" w:tentative="1">
+      <w:start w:val="1"/>
+      <w:numFmt w:val="bullet"/>
+      <w:lvlText w:val=""/>
+      <w:lvlJc w:val="left"/>
+      <w:pPr>
+        <w:tabs>
+          <w:tab w:val="num" w:pos="5760"/>
+        </w:tabs>
+        <w:ind w:left="5760" w:hanging="360"/>
+      </w:pPr>
+      <w:rPr>
+        <w:rFonts w:ascii="Wingdings" w:hAnsi="Wingdings" w:hint="default"/>
+        <w:sz w:val="20"/>
+      </w:rPr>
+    </w:lvl>
+    <w:lvl w:ilvl="8" w:tentative="1">
+      <w:start w:val="1"/>
+      <w:numFmt w:val="bullet"/>
+      <w:lvlText w:val=""/>
+      <w:lvlJc w:val="left"/>
+      <w:pPr>
+        <w:tabs>
+          <w:tab w:val="num" w:pos="6480"/>
+        </w:tabs>
+        <w:ind w:left="6480" w:hanging="360"/>
+      </w:pPr>
+      <w:rPr>
+        <w:rFonts w:ascii="Wingdings" w:hAnsi="Wingdings" w:hint="default"/>
+        <w:sz w:val="20"/>
+      </w:rPr>
+    </w:lvl>
+  </w:abstractNum>
   <w:num w:numId="1" w16cid:durableId="1093474694">
-    <w:abstractNumId w:val="0"/>
+    <w:abstractNumId w:val="1"/>
   </w:num>
   <w:num w:numId="2" w16cid:durableId="350422191">
+    <w:abstractNumId w:val="4"/>
+  </w:num>
+  <w:num w:numId="3" w16cid:durableId="377438106">
+    <w:abstractNumId w:val="3"/>
+  </w:num>
+  <w:num w:numId="4" w16cid:durableId="1458912513">
+    <w:abstractNumId w:val="5"/>
+  </w:num>
+  <w:num w:numId="5" w16cid:durableId="505555059">
     <w:abstractNumId w:val="2"/>
   </w:num>
-  <w:num w:numId="3" w16cid:durableId="377438106">
-    <w:abstractNumId w:val="1"/>
+  <w:num w:numId="6" w16cid:durableId="1483618450">
+    <w:abstractNumId w:val="0"/>
   </w:num>
 </w:numbering>
 </file>
@@ -1302,7 +1943,6 @@
   <w:style w:type="character" w:default="1" w:styleId="DefaultParagraphFont">
     <w:name w:val="Default Paragraph Font"/>
     <w:uiPriority w:val="1"/>
-    <w:semiHidden/>
     <w:unhideWhenUsed/>
   </w:style>
   <w:style w:type="table" w:default="1" w:styleId="TableNormal">

--- a/02_Reports/progress_report_w3.docx
+++ b/02_Reports/progress_report_w3.docx
@@ -11,7 +11,16 @@
         <w:t>PROGRESS REPORT:</w:t>
       </w:r>
       <w:r>
-        <w:t xml:space="preserve"> WEEK 3 Date: July 24, 2026</w:t>
+        <w:t xml:space="preserve"> WEEK 3 Date: July 2</w:t>
+      </w:r>
+      <w:r>
+        <w:rPr>
+          <w:lang w:val="en-US"/>
+        </w:rPr>
+        <w:t>9</w:t>
+      </w:r>
+      <w:r>
+        <w:t>, 2026</w:t>
       </w:r>
     </w:p>
     <w:p>
@@ -67,7 +76,17 @@
         <w:t>Week 3</w:t>
       </w:r>
       <w:r>
-        <w:t xml:space="preserve"> was to decouple the monolithic runner architecture into three independent, specialized script modules (run_gemini_benchmark.py, run_openai_benchmark.py, and run_groq_benchmark.py) to prevent cross-contamination of logs and enable safe, resumable multi-model execution across free cloud tiers.</w:t>
+        <w:t xml:space="preserve"> was to decouple the monolithic runner architecture into three independent, specialized script modules (</w:t>
+      </w:r>
+      <w:r>
+        <w:rPr>
+          <w:b/>
+          <w:bCs/>
+        </w:rPr>
+        <w:t>run_gemini_benchmark.py, run_openai_benchmark.py, and run_groq_benchmark.py</w:t>
+      </w:r>
+      <w:r>
+        <w:t>) to prevent cross-contamination of logs and enable safe, resumable multi-model execution across free cloud tiers.</w:t>
       </w:r>
     </w:p>
     <w:p>
@@ -99,7 +118,17 @@
         </w:rPr>
       </w:pPr>
       <w:r>
-        <w:t>We engineered separate execution scripts for Google Gemini, OpenAI GPT, and Groq Llama, placing them inside the 03_Code/ directory. Each script targets an isolated output directory (Gemini_Logs/, OpenAI_Logs/, Groq_Logs/) and incorporates automated file-system verification (os.path.exists) alongside randomized jitter pacing to handle provider-specific Requests-Per-Minute (RPM) limits without data loss.</w:t>
+        <w:t>We engineered separate execution scripts for Google Gemini, OpenAI GPT, and Groq Llama, placing them inside the 03_Code/ directory. Each script targets an isolated output directory (</w:t>
+      </w:r>
+      <w:r>
+        <w:rPr>
+          <w:b/>
+          <w:bCs/>
+        </w:rPr>
+        <w:t>Gemini_Logs/, OpenAI_Logs/, Groq_Logs/</w:t>
+      </w:r>
+      <w:r>
+        <w:t>) and incorporates automated file-system verification (os.path.exists) alongside randomized jitter pacing to handle provider-specific Requests-Per-Minute (RPM) limits without data loss.</w:t>
       </w:r>
     </w:p>
     <w:p>
@@ -139,7 +168,27 @@
         <w:t>Independent Script Partitioning:</w:t>
       </w:r>
       <w:r>
-        <w:t xml:space="preserve"> Developed three standalone runner modules inside 03_Code/ to manage distinct API connections for Google GenAI, OpenAI, and Groq cloud endpoints independently.</w:t>
+        <w:t xml:space="preserve"> Developed three standalone runner modules inside </w:t>
+      </w:r>
+      <w:r>
+        <w:rPr>
+          <w:b/>
+          <w:bCs/>
+        </w:rPr>
+        <w:t>03_Code/</w:t>
+      </w:r>
+      <w:r>
+        <w:t xml:space="preserve"> to manage distinct API connections for </w:t>
+      </w:r>
+      <w:r>
+        <w:rPr>
+          <w:b/>
+          <w:bCs/>
+        </w:rPr>
+        <w:t>Google GenAI, OpenAI, and Groq</w:t>
+      </w:r>
+      <w:r>
+        <w:t xml:space="preserve"> cloud endpoints independently.</w:t>
       </w:r>
     </w:p>
     <w:p>
@@ -248,22 +297,562 @@
       </w:r>
     </w:p>
     <w:p>
-      <w:r>
-        <w:rPr>
-          <w:rFonts w:ascii="Segoe UI Emoji" w:hAnsi="Segoe UI Emoji" w:cs="Segoe UI Emoji"/>
-        </w:rPr>
-        <w:t>📌</w:t>
-      </w:r>
-      <w:r>
-        <w:t xml:space="preserve"> </w:t>
-      </w:r>
-      <w:r>
-        <w:rPr>
-          <w:b/>
-          <w:bCs/>
-        </w:rPr>
-        <w:t>[Insert Screenshot 1: VS Code file tree showing the 3 separate scripts and partitioned log folders]</w:t>
-      </w:r>
+      <w:pPr>
+        <w:pStyle w:val="ListParagraph"/>
+        <w:numPr>
+          <w:ilvl w:val="1"/>
+          <w:numId w:val="5"/>
+        </w:numPr>
+        <w:rPr>
+          <w:b/>
+          <w:bCs/>
+          <w:lang w:val="en-US"/>
+        </w:rPr>
+      </w:pPr>
+      <w:r>
+        <w:rPr>
+          <w:b/>
+          <w:bCs/>
+        </w:rPr>
+        <w:t>run_gemini_benchmark.py</w:t>
+      </w:r>
+    </w:p>
+    <w:p>
+      <w:pPr>
+        <w:pStyle w:val="ListParagraph"/>
+        <w:numPr>
+          <w:ilvl w:val="1"/>
+          <w:numId w:val="5"/>
+        </w:numPr>
+        <w:rPr>
+          <w:b/>
+          <w:bCs/>
+          <w:lang w:val="en-US"/>
+        </w:rPr>
+      </w:pPr>
+      <w:r>
+        <w:rPr>
+          <w:lang w:val="en-US"/>
+        </w:rPr>
+        <w:t>This Separately runs for Gemini and Automatically Runs the Prompt and Saves Output in its Log</w:t>
+      </w:r>
+    </w:p>
+    <w:p>
+      <w:pPr>
+        <w:ind w:left="720"/>
+        <w:rPr>
+          <w:b/>
+          <w:bCs/>
+          <w:lang w:val="en-US"/>
+        </w:rPr>
+      </w:pPr>
+      <w:r>
+        <w:rPr>
+          <w:b/>
+          <w:bCs/>
+          <w:lang w:val="en-US"/>
+        </w:rPr>
+        <w:drawing>
+          <wp:inline distT="0" distB="0" distL="0" distR="0" wp14:anchorId="02EE739F" wp14:editId="51FF605E">
+            <wp:extent cx="5731510" cy="2733675"/>
+            <wp:effectExtent l="0" t="0" r="2540" b="9525"/>
+            <wp:docPr id="222856158" name="Picture 1"/>
+            <wp:cNvGraphicFramePr>
+              <a:graphicFrameLocks xmlns:a="http://schemas.openxmlformats.org/drawingml/2006/main" noChangeAspect="1"/>
+            </wp:cNvGraphicFramePr>
+            <a:graphic xmlns:a="http://schemas.openxmlformats.org/drawingml/2006/main">
+              <a:graphicData uri="http://schemas.openxmlformats.org/drawingml/2006/picture">
+                <pic:pic xmlns:pic="http://schemas.openxmlformats.org/drawingml/2006/picture">
+                  <pic:nvPicPr>
+                    <pic:cNvPr id="222856158" name=""/>
+                    <pic:cNvPicPr/>
+                  </pic:nvPicPr>
+                  <pic:blipFill>
+                    <a:blip r:embed="rId5"/>
+                    <a:stretch>
+                      <a:fillRect/>
+                    </a:stretch>
+                  </pic:blipFill>
+                  <pic:spPr>
+                    <a:xfrm>
+                      <a:off x="0" y="0"/>
+                      <a:ext cx="5732126" cy="2733969"/>
+                    </a:xfrm>
+                    <a:prstGeom prst="rect">
+                      <a:avLst/>
+                    </a:prstGeom>
+                  </pic:spPr>
+                </pic:pic>
+              </a:graphicData>
+            </a:graphic>
+          </wp:inline>
+        </w:drawing>
+      </w:r>
+    </w:p>
+    <w:p>
+      <w:pPr>
+        <w:ind w:left="720"/>
+        <w:rPr>
+          <w:b/>
+          <w:bCs/>
+          <w:lang w:val="en-US"/>
+        </w:rPr>
+      </w:pPr>
+    </w:p>
+    <w:p>
+      <w:pPr>
+        <w:pStyle w:val="ListParagraph"/>
+        <w:numPr>
+          <w:ilvl w:val="1"/>
+          <w:numId w:val="5"/>
+        </w:numPr>
+        <w:rPr>
+          <w:b/>
+          <w:bCs/>
+          <w:lang w:val="en-US"/>
+        </w:rPr>
+      </w:pPr>
+      <w:r>
+        <w:rPr>
+          <w:b/>
+          <w:bCs/>
+        </w:rPr>
+        <w:t>run_openai_benchmark.py</w:t>
+      </w:r>
+    </w:p>
+    <w:p>
+      <w:pPr>
+        <w:pStyle w:val="ListParagraph"/>
+        <w:numPr>
+          <w:ilvl w:val="1"/>
+          <w:numId w:val="5"/>
+        </w:numPr>
+        <w:rPr>
+          <w:b/>
+          <w:bCs/>
+          <w:lang w:val="en-US"/>
+        </w:rPr>
+      </w:pPr>
+      <w:r>
+        <w:rPr>
+          <w:lang w:val="en-US"/>
+        </w:rPr>
+        <w:t>This Separately runs for</w:t>
+      </w:r>
+      <w:r>
+        <w:rPr>
+          <w:lang w:val="en-US"/>
+        </w:rPr>
+        <w:t xml:space="preserve"> OpenAI</w:t>
+      </w:r>
+      <w:r>
+        <w:rPr>
+          <w:lang w:val="en-US"/>
+        </w:rPr>
+        <w:t xml:space="preserve"> and Automatically Runs the Prompt and Saves Output in its Lo</w:t>
+      </w:r>
+      <w:r>
+        <w:rPr>
+          <w:lang w:val="en-US"/>
+        </w:rPr>
+        <w:t>g.</w:t>
+      </w:r>
+    </w:p>
+    <w:p>
+      <w:pPr>
+        <w:ind w:left="360"/>
+        <w:rPr>
+          <w:b/>
+          <w:bCs/>
+          <w:lang w:val="en-US"/>
+        </w:rPr>
+      </w:pPr>
+      <w:r>
+        <w:rPr>
+          <w:b/>
+          <w:bCs/>
+          <w:lang w:val="en-US"/>
+        </w:rPr>
+        <w:drawing>
+          <wp:anchor distT="0" distB="0" distL="114300" distR="114300" simplePos="0" relativeHeight="251661312" behindDoc="1" locked="0" layoutInCell="1" allowOverlap="1" wp14:anchorId="5C2B48B0" wp14:editId="649259DB">
+            <wp:simplePos x="0" y="0"/>
+            <wp:positionH relativeFrom="column">
+              <wp:posOffset>394970</wp:posOffset>
+            </wp:positionH>
+            <wp:positionV relativeFrom="paragraph">
+              <wp:posOffset>8255</wp:posOffset>
+            </wp:positionV>
+            <wp:extent cx="5731510" cy="2769870"/>
+            <wp:effectExtent l="0" t="0" r="2540" b="0"/>
+            <wp:wrapTight wrapText="bothSides">
+              <wp:wrapPolygon edited="0">
+                <wp:start x="0" y="0"/>
+                <wp:lineTo x="0" y="21392"/>
+                <wp:lineTo x="21538" y="21392"/>
+                <wp:lineTo x="21538" y="0"/>
+                <wp:lineTo x="0" y="0"/>
+              </wp:wrapPolygon>
+            </wp:wrapTight>
+            <wp:docPr id="143579944" name="Picture 1"/>
+            <wp:cNvGraphicFramePr>
+              <a:graphicFrameLocks xmlns:a="http://schemas.openxmlformats.org/drawingml/2006/main" noChangeAspect="1"/>
+            </wp:cNvGraphicFramePr>
+            <a:graphic xmlns:a="http://schemas.openxmlformats.org/drawingml/2006/main">
+              <a:graphicData uri="http://schemas.openxmlformats.org/drawingml/2006/picture">
+                <pic:pic xmlns:pic="http://schemas.openxmlformats.org/drawingml/2006/picture">
+                  <pic:nvPicPr>
+                    <pic:cNvPr id="143579944" name=""/>
+                    <pic:cNvPicPr/>
+                  </pic:nvPicPr>
+                  <pic:blipFill>
+                    <a:blip r:embed="rId6" cstate="print">
+                      <a:extLst>
+                        <a:ext uri="{28A0092B-C50C-407E-A947-70E740481C1C}">
+                          <a14:useLocalDpi xmlns:a14="http://schemas.microsoft.com/office/drawing/2010/main" val="0"/>
+                        </a:ext>
+                      </a:extLst>
+                    </a:blip>
+                    <a:stretch>
+                      <a:fillRect/>
+                    </a:stretch>
+                  </pic:blipFill>
+                  <pic:spPr>
+                    <a:xfrm>
+                      <a:off x="0" y="0"/>
+                      <a:ext cx="5731510" cy="2769870"/>
+                    </a:xfrm>
+                    <a:prstGeom prst="rect">
+                      <a:avLst/>
+                    </a:prstGeom>
+                  </pic:spPr>
+                </pic:pic>
+              </a:graphicData>
+            </a:graphic>
+            <wp14:sizeRelV relativeFrom="margin">
+              <wp14:pctHeight>0</wp14:pctHeight>
+            </wp14:sizeRelV>
+          </wp:anchor>
+        </w:drawing>
+      </w:r>
+    </w:p>
+    <w:p>
+      <w:pPr>
+        <w:ind w:left="360"/>
+        <w:rPr>
+          <w:b/>
+          <w:bCs/>
+          <w:lang w:val="en-US"/>
+        </w:rPr>
+      </w:pPr>
+    </w:p>
+    <w:p>
+      <w:pPr>
+        <w:ind w:left="360"/>
+        <w:rPr>
+          <w:b/>
+          <w:bCs/>
+          <w:lang w:val="en-US"/>
+        </w:rPr>
+      </w:pPr>
+    </w:p>
+    <w:p>
+      <w:pPr>
+        <w:ind w:left="360"/>
+        <w:rPr>
+          <w:b/>
+          <w:bCs/>
+          <w:lang w:val="en-US"/>
+        </w:rPr>
+      </w:pPr>
+    </w:p>
+    <w:p>
+      <w:pPr>
+        <w:ind w:left="360"/>
+        <w:rPr>
+          <w:b/>
+          <w:bCs/>
+          <w:lang w:val="en-US"/>
+        </w:rPr>
+      </w:pPr>
+    </w:p>
+    <w:p>
+      <w:pPr>
+        <w:ind w:left="360"/>
+        <w:rPr>
+          <w:b/>
+          <w:bCs/>
+          <w:lang w:val="en-US"/>
+        </w:rPr>
+      </w:pPr>
+    </w:p>
+    <w:p>
+      <w:pPr>
+        <w:ind w:left="360"/>
+        <w:rPr>
+          <w:b/>
+          <w:bCs/>
+          <w:lang w:val="en-US"/>
+        </w:rPr>
+      </w:pPr>
+    </w:p>
+    <w:p>
+      <w:pPr>
+        <w:ind w:left="360"/>
+        <w:rPr>
+          <w:b/>
+          <w:bCs/>
+          <w:lang w:val="en-US"/>
+        </w:rPr>
+      </w:pPr>
+    </w:p>
+    <w:p>
+      <w:pPr>
+        <w:ind w:left="360"/>
+        <w:rPr>
+          <w:b/>
+          <w:bCs/>
+          <w:lang w:val="en-US"/>
+        </w:rPr>
+      </w:pPr>
+    </w:p>
+    <w:p>
+      <w:pPr>
+        <w:pStyle w:val="ListParagraph"/>
+        <w:numPr>
+          <w:ilvl w:val="1"/>
+          <w:numId w:val="5"/>
+        </w:numPr>
+        <w:rPr>
+          <w:b/>
+          <w:bCs/>
+          <w:lang w:val="en-US"/>
+        </w:rPr>
+      </w:pPr>
+      <w:r>
+        <w:rPr>
+          <w:b/>
+          <w:bCs/>
+        </w:rPr>
+        <w:lastRenderedPageBreak/>
+        <w:t>run_groq_benchmark.py</w:t>
+      </w:r>
+    </w:p>
+    <w:p>
+      <w:pPr>
+        <w:pStyle w:val="ListParagraph"/>
+        <w:numPr>
+          <w:ilvl w:val="1"/>
+          <w:numId w:val="5"/>
+        </w:numPr>
+        <w:rPr>
+          <w:b/>
+          <w:bCs/>
+          <w:lang w:val="en-US"/>
+        </w:rPr>
+      </w:pPr>
+      <w:r>
+        <w:rPr>
+          <w:lang w:val="en-US"/>
+        </w:rPr>
+        <w:t xml:space="preserve">This Separately runs for </w:t>
+      </w:r>
+      <w:r>
+        <w:rPr>
+          <w:lang w:val="en-US"/>
+        </w:rPr>
+        <w:t xml:space="preserve">Groq </w:t>
+      </w:r>
+      <w:r>
+        <w:rPr>
+          <w:lang w:val="en-US"/>
+        </w:rPr>
+        <w:t>and Automatically Runs the Prompt and Saves Output in its Log</w:t>
+      </w:r>
+    </w:p>
+    <w:p>
+      <w:pPr>
+        <w:pStyle w:val="ListParagraph"/>
+        <w:ind w:left="1440"/>
+        <w:rPr>
+          <w:b/>
+          <w:bCs/>
+          <w:lang w:val="en-US"/>
+        </w:rPr>
+      </w:pPr>
+    </w:p>
+    <w:p>
+      <w:pPr>
+        <w:ind w:left="360"/>
+        <w:rPr>
+          <w:b/>
+          <w:bCs/>
+          <w:lang w:val="en-US"/>
+        </w:rPr>
+      </w:pPr>
+      <w:r>
+        <w:rPr>
+          <w:b/>
+          <w:bCs/>
+          <w:lang w:val="en-US"/>
+        </w:rPr>
+        <w:drawing>
+          <wp:anchor distT="0" distB="0" distL="114300" distR="114300" simplePos="0" relativeHeight="251660288" behindDoc="1" locked="0" layoutInCell="1" allowOverlap="1" wp14:anchorId="0340104C" wp14:editId="583BAF40">
+            <wp:simplePos x="0" y="0"/>
+            <wp:positionH relativeFrom="column">
+              <wp:posOffset>490537</wp:posOffset>
+            </wp:positionH>
+            <wp:positionV relativeFrom="paragraph">
+              <wp:posOffset>5080</wp:posOffset>
+            </wp:positionV>
+            <wp:extent cx="5731510" cy="2930525"/>
+            <wp:effectExtent l="0" t="0" r="2540" b="3175"/>
+            <wp:wrapTight wrapText="bothSides">
+              <wp:wrapPolygon edited="0">
+                <wp:start x="0" y="0"/>
+                <wp:lineTo x="0" y="21483"/>
+                <wp:lineTo x="21538" y="21483"/>
+                <wp:lineTo x="21538" y="0"/>
+                <wp:lineTo x="0" y="0"/>
+              </wp:wrapPolygon>
+            </wp:wrapTight>
+            <wp:docPr id="1933073267" name="Picture 1"/>
+            <wp:cNvGraphicFramePr>
+              <a:graphicFrameLocks xmlns:a="http://schemas.openxmlformats.org/drawingml/2006/main" noChangeAspect="1"/>
+            </wp:cNvGraphicFramePr>
+            <a:graphic xmlns:a="http://schemas.openxmlformats.org/drawingml/2006/main">
+              <a:graphicData uri="http://schemas.openxmlformats.org/drawingml/2006/picture">
+                <pic:pic xmlns:pic="http://schemas.openxmlformats.org/drawingml/2006/picture">
+                  <pic:nvPicPr>
+                    <pic:cNvPr id="1643819843" name=""/>
+                    <pic:cNvPicPr/>
+                  </pic:nvPicPr>
+                  <pic:blipFill>
+                    <a:blip r:embed="rId7" cstate="print">
+                      <a:extLst>
+                        <a:ext uri="{28A0092B-C50C-407E-A947-70E740481C1C}">
+                          <a14:useLocalDpi xmlns:a14="http://schemas.microsoft.com/office/drawing/2010/main" val="0"/>
+                        </a:ext>
+                      </a:extLst>
+                    </a:blip>
+                    <a:stretch>
+                      <a:fillRect/>
+                    </a:stretch>
+                  </pic:blipFill>
+                  <pic:spPr>
+                    <a:xfrm>
+                      <a:off x="0" y="0"/>
+                      <a:ext cx="5731510" cy="2930525"/>
+                    </a:xfrm>
+                    <a:prstGeom prst="rect">
+                      <a:avLst/>
+                    </a:prstGeom>
+                  </pic:spPr>
+                </pic:pic>
+              </a:graphicData>
+            </a:graphic>
+          </wp:anchor>
+        </w:drawing>
+      </w:r>
+    </w:p>
+    <w:p>
+      <w:pPr>
+        <w:ind w:left="360"/>
+        <w:rPr>
+          <w:b/>
+          <w:bCs/>
+          <w:lang w:val="en-US"/>
+        </w:rPr>
+      </w:pPr>
+    </w:p>
+    <w:p>
+      <w:pPr>
+        <w:ind w:left="360"/>
+        <w:rPr>
+          <w:b/>
+          <w:bCs/>
+          <w:lang w:val="en-US"/>
+        </w:rPr>
+      </w:pPr>
+    </w:p>
+    <w:p>
+      <w:pPr>
+        <w:ind w:left="360"/>
+        <w:rPr>
+          <w:b/>
+          <w:bCs/>
+          <w:lang w:val="en-US"/>
+        </w:rPr>
+      </w:pPr>
+    </w:p>
+    <w:p>
+      <w:pPr>
+        <w:ind w:left="360"/>
+        <w:rPr>
+          <w:b/>
+          <w:bCs/>
+          <w:lang w:val="en-US"/>
+        </w:rPr>
+      </w:pPr>
+    </w:p>
+    <w:p>
+      <w:pPr>
+        <w:ind w:left="360"/>
+        <w:rPr>
+          <w:b/>
+          <w:bCs/>
+          <w:lang w:val="en-US"/>
+        </w:rPr>
+      </w:pPr>
+    </w:p>
+    <w:p>
+      <w:pPr>
+        <w:ind w:left="360"/>
+        <w:rPr>
+          <w:b/>
+          <w:bCs/>
+          <w:lang w:val="en-US"/>
+        </w:rPr>
+      </w:pPr>
+    </w:p>
+    <w:p>
+      <w:pPr>
+        <w:ind w:left="360"/>
+        <w:rPr>
+          <w:b/>
+          <w:bCs/>
+          <w:lang w:val="en-US"/>
+        </w:rPr>
+      </w:pPr>
+    </w:p>
+    <w:p>
+      <w:pPr>
+        <w:ind w:left="360"/>
+        <w:rPr>
+          <w:b/>
+          <w:bCs/>
+          <w:lang w:val="en-US"/>
+        </w:rPr>
+      </w:pPr>
+    </w:p>
+    <w:p>
+      <w:pPr>
+        <w:ind w:left="360"/>
+        <w:rPr>
+          <w:b/>
+          <w:bCs/>
+          <w:lang w:val="en-US"/>
+        </w:rPr>
+      </w:pPr>
+    </w:p>
+    <w:p>
+      <w:pPr>
+        <w:ind w:left="360"/>
+        <w:rPr>
+          <w:b/>
+          <w:bCs/>
+          <w:lang w:val="en-US"/>
+        </w:rPr>
+      </w:pPr>
     </w:p>
     <w:p>
       <w:pPr>
@@ -282,60 +871,330 @@
       <w:r>
         <w:t xml:space="preserve"> Details the code snippet handling the os.path.exists() check and individual JSON serialization. This logic ensures that if an execution halts due to daily API caps, subsequent runs bypass completed items and resume precisely at the next prompt ID.</w:t>
       </w:r>
-    </w:p>
-    <w:p>
-      <w:r>
-        <w:rPr>
-          <w:rFonts w:ascii="Segoe UI Emoji" w:hAnsi="Segoe UI Emoji" w:cs="Segoe UI Emoji"/>
-        </w:rPr>
-        <w:t>📌</w:t>
-      </w:r>
-      <w:r>
-        <w:t xml:space="preserve"> </w:t>
-      </w:r>
-      <w:r>
-        <w:rPr>
-          <w:b/>
-          <w:bCs/>
-        </w:rPr>
-        <w:t>[Insert Screenshot 2: Code editor view highlighting the resume-check conditional block and json.dump saving mechanism]</w:t>
-      </w:r>
-    </w:p>
-    <w:p>
-      <w:pPr>
+      <w:r>
+        <w:rPr>
+          <w:lang w:val="en-US"/>
+        </w:rPr>
+        <w:br/>
+      </w:r>
+      <w:r>
+        <w:t>Displays a terminal capture running one of the benchmark scripts, verifying that pre-existing prompt files are successfully detected, skipped, and followed by live API requests without duplication.</w:t>
+      </w:r>
+    </w:p>
+    <w:p>
+      <w:pPr>
+        <w:pStyle w:val="ListParagraph"/>
         <w:numPr>
-          <w:ilvl w:val="0"/>
+          <w:ilvl w:val="1"/>
           <w:numId w:val="5"/>
         </w:numPr>
-      </w:pPr>
-      <w:r>
-        <w:rPr>
-          <w:b/>
-          <w:bCs/>
-        </w:rPr>
-        <w:t>Figure 3 (Terminal Execution &amp; Skip Verification):</w:t>
-      </w:r>
-      <w:r>
-        <w:t xml:space="preserve"> Displays a terminal capture running one of the benchmark scripts, verifying that pre-existing prompt files are successfully detected, skipped, and followed by live API requests without duplication.</w:t>
-      </w:r>
-    </w:p>
-    <w:p>
-      <w:r>
-        <w:rPr>
-          <w:rFonts w:ascii="Segoe UI Emoji" w:hAnsi="Segoe UI Emoji" w:cs="Segoe UI Emoji"/>
-        </w:rPr>
-        <w:t>📌</w:t>
-      </w:r>
-      <w:r>
-        <w:t xml:space="preserve"> </w:t>
-      </w:r>
-      <w:r>
-        <w:rPr>
-          <w:b/>
-          <w:bCs/>
-        </w:rPr>
-        <w:t>[Insert Screenshot 3: Terminal window showing [SKIP] statements followed by active benchmark execution logs]</w:t>
-      </w:r>
+        <w:rPr>
+          <w:b/>
+          <w:bCs/>
+          <w:lang w:val="en-US"/>
+        </w:rPr>
+      </w:pPr>
+      <w:r>
+        <w:rPr>
+          <w:b/>
+          <w:bCs/>
+          <w:lang w:val="en-US"/>
+        </w:rPr>
+        <w:drawing>
+          <wp:anchor distT="0" distB="0" distL="114300" distR="114300" simplePos="0" relativeHeight="251663360" behindDoc="1" locked="0" layoutInCell="1" allowOverlap="1" wp14:anchorId="4D25E196" wp14:editId="234B6898">
+            <wp:simplePos x="0" y="0"/>
+            <wp:positionH relativeFrom="column">
+              <wp:posOffset>454660</wp:posOffset>
+            </wp:positionH>
+            <wp:positionV relativeFrom="paragraph">
+              <wp:posOffset>318770</wp:posOffset>
+            </wp:positionV>
+            <wp:extent cx="5731510" cy="1670050"/>
+            <wp:effectExtent l="0" t="0" r="2540" b="6350"/>
+            <wp:wrapTight wrapText="bothSides">
+              <wp:wrapPolygon edited="0">
+                <wp:start x="0" y="0"/>
+                <wp:lineTo x="0" y="21436"/>
+                <wp:lineTo x="21538" y="21436"/>
+                <wp:lineTo x="21538" y="0"/>
+                <wp:lineTo x="0" y="0"/>
+              </wp:wrapPolygon>
+            </wp:wrapTight>
+            <wp:docPr id="1393522862" name="Picture 1"/>
+            <wp:cNvGraphicFramePr>
+              <a:graphicFrameLocks xmlns:a="http://schemas.openxmlformats.org/drawingml/2006/main" noChangeAspect="1"/>
+            </wp:cNvGraphicFramePr>
+            <a:graphic xmlns:a="http://schemas.openxmlformats.org/drawingml/2006/main">
+              <a:graphicData uri="http://schemas.openxmlformats.org/drawingml/2006/picture">
+                <pic:pic xmlns:pic="http://schemas.openxmlformats.org/drawingml/2006/picture">
+                  <pic:nvPicPr>
+                    <pic:cNvPr id="1393522862" name=""/>
+                    <pic:cNvPicPr/>
+                  </pic:nvPicPr>
+                  <pic:blipFill>
+                    <a:blip r:embed="rId8">
+                      <a:extLst>
+                        <a:ext uri="{28A0092B-C50C-407E-A947-70E740481C1C}">
+                          <a14:useLocalDpi xmlns:a14="http://schemas.microsoft.com/office/drawing/2010/main" val="0"/>
+                        </a:ext>
+                      </a:extLst>
+                    </a:blip>
+                    <a:stretch>
+                      <a:fillRect/>
+                    </a:stretch>
+                  </pic:blipFill>
+                  <pic:spPr>
+                    <a:xfrm>
+                      <a:off x="0" y="0"/>
+                      <a:ext cx="5731510" cy="1670050"/>
+                    </a:xfrm>
+                    <a:prstGeom prst="rect">
+                      <a:avLst/>
+                    </a:prstGeom>
+                  </pic:spPr>
+                </pic:pic>
+              </a:graphicData>
+            </a:graphic>
+          </wp:anchor>
+        </w:drawing>
+      </w:r>
+      <w:r>
+        <w:rPr>
+          <w:b/>
+          <w:bCs/>
+        </w:rPr>
+        <w:t>run_gemini_benchmark.py</w:t>
+      </w:r>
+    </w:p>
+    <w:p>
+      <w:pPr>
+        <w:pStyle w:val="ListParagraph"/>
+        <w:ind w:left="1440"/>
+        <w:rPr>
+          <w:b/>
+          <w:bCs/>
+          <w:lang w:val="en-US"/>
+        </w:rPr>
+      </w:pPr>
+    </w:p>
+    <w:p>
+      <w:pPr>
+        <w:pStyle w:val="ListParagraph"/>
+        <w:numPr>
+          <w:ilvl w:val="1"/>
+          <w:numId w:val="5"/>
+        </w:numPr>
+        <w:rPr>
+          <w:b/>
+          <w:bCs/>
+          <w:lang w:val="en-US"/>
+        </w:rPr>
+      </w:pPr>
+      <w:r>
+        <w:rPr>
+          <w:b/>
+          <w:bCs/>
+          <w:lang w:val="en-US"/>
+        </w:rPr>
+        <w:lastRenderedPageBreak/>
+        <w:drawing>
+          <wp:anchor distT="0" distB="0" distL="114300" distR="114300" simplePos="0" relativeHeight="251662336" behindDoc="1" locked="0" layoutInCell="1" allowOverlap="1" wp14:anchorId="00697907" wp14:editId="7A45780F">
+            <wp:simplePos x="0" y="0"/>
+            <wp:positionH relativeFrom="column">
+              <wp:posOffset>416560</wp:posOffset>
+            </wp:positionH>
+            <wp:positionV relativeFrom="paragraph">
+              <wp:posOffset>326390</wp:posOffset>
+            </wp:positionV>
+            <wp:extent cx="5731510" cy="1622425"/>
+            <wp:effectExtent l="0" t="0" r="2540" b="0"/>
+            <wp:wrapTight wrapText="bothSides">
+              <wp:wrapPolygon edited="0">
+                <wp:start x="0" y="0"/>
+                <wp:lineTo x="0" y="21304"/>
+                <wp:lineTo x="21538" y="21304"/>
+                <wp:lineTo x="21538" y="0"/>
+                <wp:lineTo x="0" y="0"/>
+              </wp:wrapPolygon>
+            </wp:wrapTight>
+            <wp:docPr id="2036088417" name="Picture 1"/>
+            <wp:cNvGraphicFramePr>
+              <a:graphicFrameLocks xmlns:a="http://schemas.openxmlformats.org/drawingml/2006/main" noChangeAspect="1"/>
+            </wp:cNvGraphicFramePr>
+            <a:graphic xmlns:a="http://schemas.openxmlformats.org/drawingml/2006/main">
+              <a:graphicData uri="http://schemas.openxmlformats.org/drawingml/2006/picture">
+                <pic:pic xmlns:pic="http://schemas.openxmlformats.org/drawingml/2006/picture">
+                  <pic:nvPicPr>
+                    <pic:cNvPr id="2036088417" name=""/>
+                    <pic:cNvPicPr/>
+                  </pic:nvPicPr>
+                  <pic:blipFill>
+                    <a:blip r:embed="rId9">
+                      <a:extLst>
+                        <a:ext uri="{28A0092B-C50C-407E-A947-70E740481C1C}">
+                          <a14:useLocalDpi xmlns:a14="http://schemas.microsoft.com/office/drawing/2010/main" val="0"/>
+                        </a:ext>
+                      </a:extLst>
+                    </a:blip>
+                    <a:stretch>
+                      <a:fillRect/>
+                    </a:stretch>
+                  </pic:blipFill>
+                  <pic:spPr>
+                    <a:xfrm>
+                      <a:off x="0" y="0"/>
+                      <a:ext cx="5731510" cy="1622425"/>
+                    </a:xfrm>
+                    <a:prstGeom prst="rect">
+                      <a:avLst/>
+                    </a:prstGeom>
+                  </pic:spPr>
+                </pic:pic>
+              </a:graphicData>
+            </a:graphic>
+          </wp:anchor>
+        </w:drawing>
+      </w:r>
+      <w:r>
+        <w:rPr>
+          <w:b/>
+          <w:bCs/>
+        </w:rPr>
+        <w:t>run_openai_benchmark.py</w:t>
+      </w:r>
+    </w:p>
+    <w:p>
+      <w:pPr>
+        <w:pStyle w:val="ListParagraph"/>
+        <w:rPr>
+          <w:b/>
+          <w:bCs/>
+          <w:lang w:val="en-US"/>
+        </w:rPr>
+      </w:pPr>
+    </w:p>
+    <w:p>
+      <w:pPr>
+        <w:pStyle w:val="ListParagraph"/>
+        <w:ind w:left="1440"/>
+        <w:rPr>
+          <w:b/>
+          <w:bCs/>
+          <w:lang w:val="en-US"/>
+        </w:rPr>
+      </w:pPr>
+    </w:p>
+    <w:p>
+      <w:pPr>
+        <w:pStyle w:val="ListParagraph"/>
+        <w:numPr>
+          <w:ilvl w:val="1"/>
+          <w:numId w:val="5"/>
+        </w:numPr>
+        <w:rPr>
+          <w:b/>
+          <w:bCs/>
+          <w:lang w:val="en-US"/>
+        </w:rPr>
+      </w:pPr>
+      <w:r>
+        <w:rPr>
+          <w:b/>
+          <w:bCs/>
+        </w:rPr>
+        <w:t>run_groq_benchmark.py</w:t>
+      </w:r>
+    </w:p>
+    <w:p>
+      <w:pPr>
+        <w:pStyle w:val="ListParagraph"/>
+        <w:ind w:left="1440"/>
+        <w:rPr>
+          <w:b/>
+          <w:bCs/>
+          <w:lang w:val="en-US"/>
+        </w:rPr>
+      </w:pPr>
+      <w:r>
+        <w:rPr>
+          <w:b/>
+          <w:bCs/>
+          <w:lang w:val="en-US"/>
+        </w:rPr>
+        <w:drawing>
+          <wp:anchor distT="0" distB="0" distL="114300" distR="114300" simplePos="0" relativeHeight="251664384" behindDoc="1" locked="0" layoutInCell="1" allowOverlap="1" wp14:anchorId="0530EE21" wp14:editId="1D314465">
+            <wp:simplePos x="0" y="0"/>
+            <wp:positionH relativeFrom="column">
+              <wp:posOffset>311785</wp:posOffset>
+            </wp:positionH>
+            <wp:positionV relativeFrom="paragraph">
+              <wp:posOffset>254317</wp:posOffset>
+            </wp:positionV>
+            <wp:extent cx="5731510" cy="1343660"/>
+            <wp:effectExtent l="0" t="0" r="2540" b="8890"/>
+            <wp:wrapTight wrapText="bothSides">
+              <wp:wrapPolygon edited="0">
+                <wp:start x="0" y="0"/>
+                <wp:lineTo x="0" y="21437"/>
+                <wp:lineTo x="21538" y="21437"/>
+                <wp:lineTo x="21538" y="0"/>
+                <wp:lineTo x="0" y="0"/>
+              </wp:wrapPolygon>
+            </wp:wrapTight>
+            <wp:docPr id="2041158083" name="Picture 1"/>
+            <wp:cNvGraphicFramePr>
+              <a:graphicFrameLocks xmlns:a="http://schemas.openxmlformats.org/drawingml/2006/main" noChangeAspect="1"/>
+            </wp:cNvGraphicFramePr>
+            <a:graphic xmlns:a="http://schemas.openxmlformats.org/drawingml/2006/main">
+              <a:graphicData uri="http://schemas.openxmlformats.org/drawingml/2006/picture">
+                <pic:pic xmlns:pic="http://schemas.openxmlformats.org/drawingml/2006/picture">
+                  <pic:nvPicPr>
+                    <pic:cNvPr id="2041158083" name=""/>
+                    <pic:cNvPicPr/>
+                  </pic:nvPicPr>
+                  <pic:blipFill>
+                    <a:blip r:embed="rId10">
+                      <a:extLst>
+                        <a:ext uri="{28A0092B-C50C-407E-A947-70E740481C1C}">
+                          <a14:useLocalDpi xmlns:a14="http://schemas.microsoft.com/office/drawing/2010/main" val="0"/>
+                        </a:ext>
+                      </a:extLst>
+                    </a:blip>
+                    <a:stretch>
+                      <a:fillRect/>
+                    </a:stretch>
+                  </pic:blipFill>
+                  <pic:spPr>
+                    <a:xfrm>
+                      <a:off x="0" y="0"/>
+                      <a:ext cx="5731510" cy="1343660"/>
+                    </a:xfrm>
+                    <a:prstGeom prst="rect">
+                      <a:avLst/>
+                    </a:prstGeom>
+                  </pic:spPr>
+                </pic:pic>
+              </a:graphicData>
+            </a:graphic>
+          </wp:anchor>
+        </w:drawing>
+      </w:r>
+    </w:p>
+    <w:p>
+      <w:pPr>
+        <w:pStyle w:val="ListParagraph"/>
+        <w:ind w:left="1440"/>
+        <w:rPr>
+          <w:b/>
+          <w:bCs/>
+          <w:lang w:val="en-US"/>
+        </w:rPr>
+      </w:pPr>
+    </w:p>
+    <w:p>
+      <w:pPr>
+        <w:ind w:left="720"/>
+      </w:pPr>
     </w:p>
     <w:p>
       <w:pPr>
@@ -726,7 +1585,7 @@
   <w:abstractNum w:abstractNumId="2" w15:restartNumberingAfterBreak="0">
     <w:nsid w:val="03A61ECC"/>
     <w:multiLevelType w:val="multilevel"/>
-    <w:tmpl w:val="7C7E70EA"/>
+    <w:tmpl w:val="6B4A5A32"/>
     <w:lvl w:ilvl="0">
       <w:start w:val="1"/>
       <w:numFmt w:val="bullet"/>
@@ -743,20 +1602,16 @@
         <w:sz w:val="20"/>
       </w:rPr>
     </w:lvl>
-    <w:lvl w:ilvl="1" w:tentative="1">
-      <w:start w:val="1"/>
-      <w:numFmt w:val="bullet"/>
-      <w:lvlText w:val="o"/>
-      <w:lvlJc w:val="left"/>
-      <w:pPr>
-        <w:tabs>
-          <w:tab w:val="num" w:pos="1440"/>
-        </w:tabs>
+    <w:lvl w:ilvl="1">
+      <w:start w:val="2"/>
+      <w:numFmt w:val="bullet"/>
+      <w:lvlText w:val="-"/>
+      <w:lvlJc w:val="left"/>
+      <w:pPr>
         <w:ind w:left="1440" w:hanging="360"/>
       </w:pPr>
       <w:rPr>
-        <w:rFonts w:ascii="Courier New" w:hAnsi="Courier New" w:hint="default"/>
-        <w:sz w:val="20"/>
+        <w:rFonts w:ascii="Aptos" w:eastAsiaTheme="minorHAnsi" w:hAnsi="Aptos" w:cstheme="minorBidi" w:hint="default"/>
       </w:rPr>
     </w:lvl>
     <w:lvl w:ilvl="2" w:tentative="1">

--- a/02_Reports/progress_report_w3.docx
+++ b/02_Reports/progress_report_w3.docx
@@ -320,10 +320,7 @@
     <w:p>
       <w:pPr>
         <w:pStyle w:val="ListParagraph"/>
-        <w:numPr>
-          <w:ilvl w:val="1"/>
-          <w:numId w:val="5"/>
-        </w:numPr>
+        <w:ind w:left="1440"/>
         <w:rPr>
           <w:b/>
           <w:bCs/>
@@ -423,10 +420,7 @@
     <w:p>
       <w:pPr>
         <w:pStyle w:val="ListParagraph"/>
-        <w:numPr>
-          <w:ilvl w:val="1"/>
-          <w:numId w:val="5"/>
-        </w:numPr>
+        <w:ind w:left="1440"/>
         <w:rPr>
           <w:b/>
           <w:bCs/>
@@ -640,10 +634,7 @@
     <w:p>
       <w:pPr>
         <w:pStyle w:val="ListParagraph"/>
-        <w:numPr>
-          <w:ilvl w:val="1"/>
-          <w:numId w:val="5"/>
-        </w:numPr>
+        <w:ind w:left="1440"/>
         <w:rPr>
           <w:b/>
           <w:bCs/>
@@ -1252,6 +1243,11 @@
       <w:r>
         <w:t>, eliminating redundant API calls and protecting daily free-tier quotas across multi-day test runs.</w:t>
       </w:r>
+    </w:p>
+    <w:p>
+      <w:pPr>
+        <w:ind w:left="720"/>
+      </w:pPr>
     </w:p>
     <w:p>
       <w:pPr>

--- a/02_Reports/progress_report_w3.docx
+++ b/02_Reports/progress_report_w3.docx
@@ -17,7 +17,7 @@
         <w:rPr>
           <w:lang w:val="en-US"/>
         </w:rPr>
-        <w:t>9</w:t>
+        <w:t>7</w:t>
       </w:r>
       <w:r>
         <w:t>, 2026</w:t>
